--- a/human/tasks/G-02/summary.docx
+++ b/human/tasks/G-02/summary.docx
@@ -143,7 +143,7 @@
     </w:p>
     <w:p>
       <w:r>
-        <w:t>历史签署、验收和旧evidence保留原字节，不能用本轮计数替换；共享模块和全项目根目录收拢仍待后续，不把七包整理当成全仓迁移完成。</w:t>
+        <w:t>历史签署、验收和旧evidence保留原字节，不能用本轮计数替换；根目录19/19项已迁入human/agent，当前读取和运行入口已验证，业务签收不变。</w:t>
       </w:r>
     </w:p>
     <w:p>
@@ -217,12 +217,12 @@
     </w:p>
     <w:p>
       <w:r>
-        <w:t>在codex/task-package-normalization按明确路径提交推送。规范化7包、剩余64包，下一包P-01；共享根目录迁移仍未完成。</w:t>
+        <w:t>规范化71/71包、根目录迁移19/19项完成；每包Word由Agent源生成。</w:t>
       </w:r>
     </w:p>
     <w:p>
       <w:r>
-        <w:t>继续动作是检查P-01输入门、暴露与编排边界，先修复Agent权威再生成Word；条件教学候选仍须受控冻结，不能临时绕开正式门。</w:t>
+        <w:t>业务状态DONE，原签收与未交付项不变；后续按注册表和实际依赖推进。</w:t>
       </w:r>
     </w:p>
     <w:p>
